--- a/DQ_Task_13/TASK 13.1docx.docx
+++ b/DQ_Task_13/TASK 13.1docx.docx
@@ -7,16 +7,22 @@
         <w:pStyle w:val="a3"/>
         <w:rPr>
           <w:b/>
-          <w:lang w:val="en-GB"/>
-        </w:rPr>
-      </w:pPr>
-      <w:r>
-        <w:rPr>
-          <w:b/>
+          <w:sz w:val="28"/>
+          <w:szCs w:val="28"/>
+          <w:lang w:val="en-GB"/>
+        </w:rPr>
+      </w:pPr>
+      <w:r>
+        <w:rPr>
+          <w:b/>
+          <w:sz w:val="28"/>
+          <w:szCs w:val="28"/>
           <w:lang w:val="en-GB"/>
         </w:rPr>
         <w:t>TASK 1</w:t>
       </w:r>
+      <w:bookmarkStart w:id="0" w:name="_GoBack"/>
+      <w:bookmarkEnd w:id="0"/>
     </w:p>
     <w:p>
       <w:pPr>
@@ -813,7 +819,7 @@
           <w:rFonts w:ascii="Courier New" w:eastAsia="Times New Roman" w:hAnsi="Courier New" w:cs="Courier New"/>
           <w:sz w:val="20"/>
           <w:szCs w:val="20"/>
-          <w:lang w:eastAsia="ru-RU"/>
+          <w:lang w:val="en-GB" w:eastAsia="ru-RU"/>
         </w:rPr>
       </w:pPr>
       <w:r>
@@ -821,21 +827,10 @@
           <w:rFonts w:ascii="Courier New" w:eastAsia="Times New Roman" w:hAnsi="Courier New" w:cs="Courier New"/>
           <w:sz w:val="20"/>
           <w:szCs w:val="20"/>
-          <w:lang w:eastAsia="ru-RU"/>
-        </w:rPr>
-        <w:t xml:space="preserve">E + R = 6 * 52 * 3 = 936 </w:t>
-      </w:r>
-      <w:proofErr w:type="spellStart"/>
-      <w:r>
-        <w:rPr>
-          <w:rFonts w:ascii="Courier New" w:eastAsia="Times New Roman" w:hAnsi="Courier New" w:cs="Courier New"/>
-          <w:sz w:val="20"/>
-          <w:szCs w:val="20"/>
-          <w:lang w:eastAsia="ru-RU"/>
-        </w:rPr>
-        <w:t>hours</w:t>
-      </w:r>
-      <w:proofErr w:type="spellEnd"/>
+          <w:lang w:val="en-GB" w:eastAsia="ru-RU"/>
+        </w:rPr>
+        <w:t>E + R = 6 * 52 * 3 = 936 hours</w:t>
+      </w:r>
     </w:p>
     <w:p>
       <w:pPr>
@@ -844,7 +839,7 @@
           <w:rFonts w:ascii="Times New Roman" w:eastAsia="Times New Roman" w:hAnsi="Times New Roman" w:cs="Times New Roman"/>
           <w:sz w:val="24"/>
           <w:szCs w:val="24"/>
-          <w:lang w:eastAsia="ru-RU"/>
+          <w:lang w:val="en-GB" w:eastAsia="ru-RU"/>
         </w:rPr>
       </w:pPr>
     </w:p>
@@ -858,10 +853,9 @@
           <w:bCs/>
           <w:sz w:val="24"/>
           <w:szCs w:val="24"/>
-          <w:lang w:eastAsia="ru-RU"/>
-        </w:rPr>
-      </w:pPr>
-      <w:proofErr w:type="spellStart"/>
+          <w:lang w:val="en-GB" w:eastAsia="ru-RU"/>
+        </w:rPr>
+      </w:pPr>
       <w:r>
         <w:rPr>
           <w:rFonts w:ascii="Times New Roman" w:eastAsia="Times New Roman" w:hAnsi="Times New Roman" w:cs="Times New Roman"/>
@@ -869,35 +863,10 @@
           <w:bCs/>
           <w:sz w:val="24"/>
           <w:szCs w:val="24"/>
-          <w:lang w:eastAsia="ru-RU"/>
-        </w:rPr>
-        <w:t>Total</w:t>
-      </w:r>
-      <w:proofErr w:type="spellEnd"/>
-      <w:r>
-        <w:rPr>
-          <w:rFonts w:ascii="Times New Roman" w:eastAsia="Times New Roman" w:hAnsi="Times New Roman" w:cs="Times New Roman"/>
-          <w:b/>
-          <w:bCs/>
-          <w:sz w:val="24"/>
-          <w:szCs w:val="24"/>
-          <w:lang w:eastAsia="ru-RU"/>
-        </w:rPr>
-        <w:t xml:space="preserve"> </w:t>
-      </w:r>
-      <w:proofErr w:type="spellStart"/>
-      <w:r>
-        <w:rPr>
-          <w:rFonts w:ascii="Times New Roman" w:eastAsia="Times New Roman" w:hAnsi="Times New Roman" w:cs="Times New Roman"/>
-          <w:b/>
-          <w:bCs/>
-          <w:sz w:val="24"/>
-          <w:szCs w:val="24"/>
-          <w:lang w:eastAsia="ru-RU"/>
-        </w:rPr>
-        <w:t>investment</w:t>
-      </w:r>
-      <w:proofErr w:type="spellEnd"/>
+          <w:lang w:val="en-GB" w:eastAsia="ru-RU"/>
+        </w:rPr>
+        <w:t>Total investment</w:t>
+      </w:r>
     </w:p>
     <w:p>
       <w:pPr>
@@ -924,7 +893,7 @@
           <w:rFonts w:ascii="Courier New" w:eastAsia="Times New Roman" w:hAnsi="Courier New" w:cs="Courier New"/>
           <w:sz w:val="20"/>
           <w:szCs w:val="20"/>
-          <w:lang w:eastAsia="ru-RU"/>
+          <w:lang w:val="en-GB" w:eastAsia="ru-RU"/>
         </w:rPr>
       </w:pPr>
       <w:r>
@@ -932,21 +901,10 @@
           <w:rFonts w:ascii="Courier New" w:eastAsia="Times New Roman" w:hAnsi="Courier New" w:cs="Courier New"/>
           <w:sz w:val="20"/>
           <w:szCs w:val="20"/>
-          <w:lang w:eastAsia="ru-RU"/>
-        </w:rPr>
-        <w:t xml:space="preserve">I = 80 + 480 + 936 = 1496 </w:t>
-      </w:r>
-      <w:proofErr w:type="spellStart"/>
-      <w:r>
-        <w:rPr>
-          <w:rFonts w:ascii="Courier New" w:eastAsia="Times New Roman" w:hAnsi="Courier New" w:cs="Courier New"/>
-          <w:sz w:val="20"/>
-          <w:szCs w:val="20"/>
-          <w:lang w:eastAsia="ru-RU"/>
-        </w:rPr>
-        <w:t>hours</w:t>
-      </w:r>
-      <w:proofErr w:type="spellEnd"/>
+          <w:lang w:val="en-GB" w:eastAsia="ru-RU"/>
+        </w:rPr>
+        <w:t>I = 80 + 480 + 936 = 1496 hours</w:t>
+      </w:r>
     </w:p>
     <w:p>
       <w:pPr>
@@ -955,7 +913,7 @@
           <w:rFonts w:ascii="Times New Roman" w:eastAsia="Times New Roman" w:hAnsi="Times New Roman" w:cs="Times New Roman"/>
           <w:sz w:val="24"/>
           <w:szCs w:val="24"/>
-          <w:lang w:eastAsia="ru-RU"/>
+          <w:lang w:val="en-GB" w:eastAsia="ru-RU"/>
         </w:rPr>
       </w:pPr>
     </w:p>
@@ -969,7 +927,7 @@
           <w:bCs/>
           <w:sz w:val="24"/>
           <w:szCs w:val="24"/>
-          <w:lang w:eastAsia="ru-RU"/>
+          <w:lang w:val="en-GB" w:eastAsia="ru-RU"/>
         </w:rPr>
       </w:pPr>
       <w:r>
@@ -979,7 +937,7 @@
           <w:bCs/>
           <w:sz w:val="24"/>
           <w:szCs w:val="24"/>
-          <w:lang w:eastAsia="ru-RU"/>
+          <w:lang w:val="en-GB" w:eastAsia="ru-RU"/>
         </w:rPr>
         <w:t>ROI</w:t>
       </w:r>
@@ -1009,7 +967,7 @@
           <w:rFonts w:ascii="Courier New" w:eastAsia="Times New Roman" w:hAnsi="Courier New" w:cs="Courier New"/>
           <w:sz w:val="20"/>
           <w:szCs w:val="20"/>
-          <w:lang w:eastAsia="ru-RU"/>
+          <w:lang w:val="en-GB" w:eastAsia="ru-RU"/>
         </w:rPr>
       </w:pPr>
       <w:r>
@@ -1017,7 +975,7 @@
           <w:rFonts w:ascii="Courier New" w:eastAsia="Times New Roman" w:hAnsi="Courier New" w:cs="Courier New"/>
           <w:sz w:val="20"/>
           <w:szCs w:val="20"/>
-          <w:lang w:eastAsia="ru-RU"/>
+          <w:lang w:val="en-GB" w:eastAsia="ru-RU"/>
         </w:rPr>
         <w:t>ROI = (2340 - 1496) / 1496 = 0.56 (56%)</w:t>
       </w:r>
@@ -1029,7 +987,7 @@
           <w:rFonts w:ascii="Times New Roman" w:eastAsia="Times New Roman" w:hAnsi="Times New Roman" w:cs="Times New Roman"/>
           <w:sz w:val="24"/>
           <w:szCs w:val="24"/>
-          <w:lang w:eastAsia="ru-RU"/>
+          <w:lang w:val="en-GB" w:eastAsia="ru-RU"/>
         </w:rPr>
       </w:pPr>
     </w:p>
@@ -1087,7 +1045,6 @@
           <w:lang w:val="en-GB"/>
         </w:rPr>
       </w:pPr>
-      <w:bookmarkStart w:id="0" w:name="_GoBack"/>
       <w:r>
         <w:rPr>
           <w:b/>
@@ -1097,7 +1054,6 @@
         </w:rPr>
         <w:t>TASK 2</w:t>
       </w:r>
-      <w:bookmarkEnd w:id="0"/>
     </w:p>
     <w:sectPr>
       <w:pgSz w:w="11906" w:h="16838"/>
